--- a/public/legal/personal-data-consent.docx
+++ b/public/legal/personal-data-consent.docx
@@ -497,7 +497,7 @@
             <w:rStyle w:val="ac"/>
             <w:rFonts w:ascii="Calibri" w:hAnsi="Calibri" w:cs="Calibri"/>
           </w:rPr>
-          <w:t>info@digital-methodology.ru</w:t>
+          <w:t>digital-methodology@ya.ru</w:t>
         </w:r>
       </w:hyperlink>
       <w:r>
